--- a/DBTUNING/ch18_성능을위한DB구성/ch18_실습문제.docx
+++ b/DBTUNING/ch18_성능을위한DB구성/ch18_실습문제.docx
@@ -10,7 +10,7 @@
         <w:rPr>
           <w:rFonts w:ascii="맑은 고딕" w:hAnsi="맑은 고딕" w:eastAsia="맑은 고딕"/>
         </w:rPr>
-        <w:t>제4장  성능을 위한 데이터베이스 구성 — 실습문제</w:t>
+        <w:t>제ch18  성능을 위한 데이터베이스 구성 — 실습문제</w:t>
       </w:r>
     </w:p>
     <w:p>

--- a/DBTUNING/ch18_성능을위한DB구성/ch18_실습문제.docx
+++ b/DBTUNING/ch18_성능을위한DB구성/ch18_실습문제.docx
@@ -10,7 +10,7 @@
         <w:rPr>
           <w:rFonts w:ascii="맑은 고딕" w:hAnsi="맑은 고딕" w:eastAsia="맑은 고딕"/>
         </w:rPr>
-        <w:t>제ch18  성능을 위한 데이터베이스 구성 — 실습문제</w:t>
+        <w:t>ch18  성능을 위한 데이터베이스 구성 — 실습문제</w:t>
       </w:r>
     </w:p>
     <w:p>
